--- a/Publisher_Ready_Curriculum/02_Chemistry_East_Meadow_Refactor/04_Gas_Laws/05_Combined_Gas_Law/Student_Notes.docx
+++ b/Publisher_Ready_Curriculum/02_Chemistry_East_Meadow_Refactor/04_Gas_Laws/05_Combined_Gas_Law/Student_Notes.docx
@@ -75,7 +75,7 @@
         <w:t xml:space="preserve">combined gas law</w:t>
       </w:r>
       <w:r>
-        <w:t xml:space="preserve">, P₁V₁/T₁ = P₂V₂/T₂, and explain that it merges Boyle’s, Charles’s, and Gay-Lussac’s laws into one equation.</w:t>
+        <w:t xml:space="preserve">, P₁V₁/T₁ = P₂V₂/T₂, and explain that it merges the pressure–volume, temperature–volume, and temperature–pressure relationships into one equation.</w:t>
       </w:r>
     </w:p>
     <w:p>
